--- a/templates/fermeture-pv-cloture.docx
+++ b/templates/fermeture-pv-cloture.docx
@@ -196,7 +196,7 @@
         <w:spacing w:after="200"/>
       </w:pPr>
       <w:r>
-        <w:t xml:space="preserve">Le liquidateur rend compte de sa mission. Il rappelle que la société a été dissoute par décision du {{DATE_DISSOLUTION_FR}}, qu'il a réalisé l'actif et acquitté le passif, et présente les comptes définitifs arrêtés au {{DATE_ARRETE_FR}}.</w:t>
+        <w:t xml:space="preserve">Le liquidateur rend compte de sa mission. {{LIQUIDATEUR_PRONOM}} rappelle que la société a été dissoute par décision du {{DATE_DISSOLUTION_FR}}, qu'il a réalisé l'actif et acquitté le passif, et présente les comptes définitifs arrêtés au {{DATE_ARRETE_FR}}.</w:t>
       </w:r>
     </w:p>
     <w:p>
